--- a/Paper/COMP3010HK-CW1.docx
+++ b/Paper/COMP3010HK-CW1.docx
@@ -18,7 +18,16 @@
           <w:szCs w:val="40"/>
           <w:u w:val="single"/>
         </w:rPr>
-        <w:t>CW1 Outline Draft</w:t>
+        <w:t>CW</w:t>
+      </w:r>
+      <w:r>
+        <w:rPr>
+          <w:rFonts w:hint="eastAsia"/>
+          <w:sz w:val="40"/>
+          <w:szCs w:val="40"/>
+          <w:u w:val="single"/>
+        </w:rPr>
+        <w:t>1</w:t>
       </w:r>
     </w:p>
     <w:p>
@@ -275,6 +284,27 @@
           <w:rFonts w:hint="eastAsia"/>
         </w:rPr>
         <w:t xml:space="preserve"> (to </w:t>
+      </w:r>
+      <w:r>
+        <w:rPr>
+          <w:rFonts w:hint="eastAsia"/>
+        </w:rPr>
+        <w:t xml:space="preserve">check the information hidden in the </w:t>
+      </w:r>
+      <w:r>
+        <w:t>“</w:t>
+      </w:r>
+      <w:r>
+        <w:t>garbled text</w:t>
+      </w:r>
+      <w:r>
+        <w:t>”</w:t>
+      </w:r>
+      <w:r>
+        <w:rPr>
+          <w:rFonts w:hint="eastAsia"/>
+        </w:rPr>
+        <w:t>)</w:t>
       </w:r>
     </w:p>
     <w:p>
